--- a/docs/XGBoost模型参数.docx
+++ b/docs/XGBoost模型参数.docx
@@ -14,7 +14,7 @@
           <w:rFonts w:hint="eastAsia"/>
           <w:lang w:val="en-US" w:eastAsia="zh-CN"/>
         </w:rPr>
-        <w:t>XGBoost模型参数</w:t>
+        <w:t xml:space="preserve">XGBoost模型参数（v2 口径：去规则特征 + 10% 标签噪声）</w:t>
       </w:r>
     </w:p>
     <w:p>
@@ -55,24 +55,7 @@
           <w:sz w:val="24"/>
           <w:szCs w:val="24"/>
         </w:rPr>
-        <w:t xml:space="preserve">本项目因为标签是简单的 4 条规则，depth=4 就足够表达了，所以深到 12 也没有提升，反而训练更慢（0.97s）。最终上线选了 </w:t>
-      </w:r>
-      <w:r>
-        <w:rPr>
-          <w:rStyle w:val="5"/>
-          <w:rFonts w:ascii="宋体" w:hAnsi="宋体" w:eastAsia="宋体" w:cs="宋体"/>
-          <w:sz w:val="24"/>
-          <w:szCs w:val="24"/>
-        </w:rPr>
-        <w:t>depth=4</w:t>
-      </w:r>
-      <w:r>
-        <w:rPr>
-          <w:rFonts w:ascii="宋体" w:hAnsi="宋体" w:eastAsia="宋体" w:cs="宋体"/>
-          <w:sz w:val="24"/>
-          <w:szCs w:val="24"/>
-        </w:rPr>
-        <w:t>（最简单、最快）</w:t>
+        <w:t xml:space="preserve">本项目在 v2 口径（已去掉门槛指示符特征、并给标签加入 10% 噪声）下重新调参：depth=4 的验证集 F1 为 0.8990；depth=8、10 略升到 0.9023（提升很小）；depth=12 反而略降到 0.9018，而且训练更慢（0.50s，depth=10 只要 0.38s）。最终上线选了 depth=10（验证集 F1 最优，早停于第 63 棵树）</w:t>
       </w:r>
     </w:p>
     <w:p>
@@ -281,41 +264,7 @@
           <w:sz w:val="24"/>
           <w:szCs w:val="24"/>
         </w:rPr>
-        <w:t>看您的调参表就很明显：</w:t>
-      </w:r>
-      <w:r>
-        <w:rPr>
-          <w:rStyle w:val="5"/>
-          <w:rFonts w:hint="eastAsia" w:ascii="宋体" w:hAnsi="宋体" w:eastAsia="宋体" w:cs="宋体"/>
-          <w:sz w:val="24"/>
-          <w:szCs w:val="24"/>
-        </w:rPr>
-        <w:t>lr=0.1 时 best_iteration 只有 176~183，lr=0.05 时飙到 353~370</w:t>
-      </w:r>
-      <w:r>
-        <w:rPr>
-          <w:rFonts w:hint="eastAsia" w:ascii="宋体" w:hAnsi="宋体" w:eastAsia="宋体" w:cs="宋体"/>
-          <w:sz w:val="24"/>
-          <w:szCs w:val="24"/>
-        </w:rPr>
-        <w:t xml:space="preserve">—— 步子小了一倍，需要的树差不多多了一倍。最终上线选了 </w:t>
-      </w:r>
-      <w:r>
-        <w:rPr>
-          <w:rStyle w:val="5"/>
-          <w:rFonts w:hint="eastAsia" w:ascii="宋体" w:hAnsi="宋体" w:eastAsia="宋体" w:cs="宋体"/>
-          <w:sz w:val="24"/>
-          <w:szCs w:val="24"/>
-        </w:rPr>
-        <w:t>lr=0.1</w:t>
-      </w:r>
-      <w:r>
-        <w:rPr>
-          <w:rFonts w:hint="eastAsia" w:ascii="宋体" w:hAnsi="宋体" w:eastAsia="宋体" w:cs="宋体"/>
-          <w:sz w:val="24"/>
-          <w:szCs w:val="24"/>
-        </w:rPr>
-        <w:t>（够用且快）</w:t>
+        <w:t xml:space="preserve">看调参表就很明显：lr=0.1 时 best_iteration 只有 49~110，lr=0.05 时升到 92~116 —— 步子小了一倍，需要的树也更多，但验证集 F1 并没有提升。最终上线选了 lr=0.1（够用且快）</w:t>
       </w:r>
     </w:p>
     <w:p>
@@ -403,19 +352,7 @@
         <w:rPr>
           <w:rStyle w:val="5"/>
         </w:rPr>
-        <w:t>为什么是 "上限" 而不是固定值</w:t>
-      </w:r>
-      <w:r>
-        <w:t>：因为 XGBoost 用了</w:t>
-      </w:r>
-      <w:r>
-        <w:rPr>
-          <w:rStyle w:val="5"/>
-        </w:rPr>
-        <w:t>早停（early stopping）</w:t>
-      </w:r>
-      <w:r>
-        <w:t>—— 每加一棵树就去验证集上测一下性能，如果连续若干轮（本项目设的是 50 轮）验证集性能没有提升，就提前停止，不再继续加树。所以实际用多少棵树由 best_iteration 决定，n_estimators 只是防止停不下来的保险。</w:t>
+        <w:t xml:space="preserve">为什么是 "上限" 而不是固定值：因为 XGBoost 用了早停（early stopping）—— 每加一棵树就去验证集上测一下性能，如果连续若干轮（本项目设的是 40 轮）验证集性能没有提升，就提前停止，不再继续加树。所以实际用多少棵树由 best_iteration 决定，n_estimators 只是防止停不下来的保险。</w:t>
       </w:r>
     </w:p>
     <w:p>
@@ -433,7 +370,7 @@
           <w:sz w:val="24"/>
           <w:szCs w:val="24"/>
         </w:rPr>
-        <w:t>您项目里设了 300、400、600 三档。lr=0.1 时 best_iteration 才 176，远没到 300 的上限就早停了；lr=0.05 时 best_iteration 353~370，所以需要把上限提到 600 才够。</w:t>
+        <w:t xml:space="preserve">项目里设了 300、400、600 三档。lr=0.1 时 best_iteration 才 49~110，远没到 300 的上限就早停了；lr=0.05 时 best_iteration 92~116，同样在上限内提前停止，说明 600 只是保险。</w:t>
       </w:r>
     </w:p>
     <w:p>
@@ -486,32 +423,7 @@
           <w:sz w:val="24"/>
           <w:szCs w:val="24"/>
         </w:rPr>
-        <w:t>意思</w:t>
-      </w:r>
-      <w:r>
-        <w:rPr>
-          <w:rFonts w:ascii="宋体" w:hAnsi="宋体" w:eastAsia="宋体" w:cs="宋体"/>
-          <w:sz w:val="24"/>
-          <w:szCs w:val="24"/>
-        </w:rPr>
-        <w:t>：早停机制找到的</w:t>
-      </w:r>
-      <w:r>
-        <w:rPr>
-          <w:rStyle w:val="5"/>
-          <w:rFonts w:ascii="宋体" w:hAnsi="宋体" w:eastAsia="宋体" w:cs="宋体"/>
-          <w:sz w:val="24"/>
-          <w:szCs w:val="24"/>
-        </w:rPr>
-        <w:t>最优树数量</w:t>
-      </w:r>
-      <w:r>
-        <w:rPr>
-          <w:rFonts w:ascii="宋体" w:hAnsi="宋体" w:eastAsia="宋体" w:cs="宋体"/>
-          <w:sz w:val="24"/>
-          <w:szCs w:val="24"/>
-        </w:rPr>
-        <w:t>。也就是在验证集上表现最好时，模型用了多少棵树。</w:t>
+        <w:t xml:space="preserve">意思：早停机制找到的最优树数量。也就是在验证集上表现最好时，模型用了多少棵树。本项目按验证集最优配置（depth=10、lr=0.1）全量重训后，上线模型最终用了 63 棵树。（注：以上数字均取自 v2 口径的调参记录 data/processed/模型调参记录.csv；v1 口径的旧记录见 data/processed/模型调参记录_v1.csv。）</w:t>
       </w:r>
     </w:p>
     <w:sectPr>
